--- a/documentacion/word/RecepcionElectronica/DR-RE-001-Requerimientos.docx
+++ b/documentacion/word/RecepcionElectronica/DR-RE-001-Requerimientos.docx
@@ -6,8 +6,10 @@
       <w:pPr>
         <w:pStyle w:val="Heading1"/>
       </w:pPr>
-      <w:r/>
       <w:r>
+        <w:rPr>
+          <w:color w:val="1F4E79"/>
+        </w:rPr>
         <w:t>Documento de Requerimientos</w:t>
       </w:r>
     </w:p>
@@ -15,8 +17,10 @@
       <w:pPr>
         <w:pStyle w:val="Heading2"/>
       </w:pPr>
-      <w:r/>
       <w:r>
+        <w:rPr>
+          <w:color w:val="1F4E79"/>
+        </w:rPr>
         <w:t>Recepción Electrónica (RE)</w:t>
       </w:r>
     </w:p>
@@ -44,11 +48,13 @@
             <w:r>
               <w:rPr>
                 <w:b/>
+                <w:color w:val="1F4E79"/>
               </w:rPr>
             </w:r>
             <w:r>
               <w:rPr>
                 <w:b/>
+                <w:color w:val="1F4E79"/>
               </w:rPr>
               <w:t>Campo</w:t>
             </w:r>
@@ -62,11 +68,13 @@
             <w:r>
               <w:rPr>
                 <w:b/>
+                <w:color w:val="1F4E79"/>
               </w:rPr>
             </w:r>
             <w:r>
               <w:rPr>
                 <w:b/>
+                <w:color w:val="1F4E79"/>
               </w:rPr>
               <w:t>Descripción</w:t>
             </w:r>
@@ -268,16 +276,21 @@
     </w:tbl>
     <w:p/>
     <w:p>
+      <w:pPr>
+        <w:ind w:left="360"/>
+      </w:pPr>
       <w:r>
-        <w:t>&gt; Documento preparado como base del producto. Las integraciones y módulos opcionales se documentan por separado y no forman parte de esta especificación base.</w:t>
+        <w:t>Documento preparado como base del producto. Las integraciones y módulos opcionales se documentan por separado y no forman parte de esta especificación base.</w:t>
       </w:r>
     </w:p>
     <w:p>
       <w:pPr>
         <w:pStyle w:val="Heading2"/>
       </w:pPr>
-      <w:r/>
       <w:r>
+        <w:rPr>
+          <w:color w:val="1F4E79"/>
+        </w:rPr>
         <w:t>Control de versiones</w:t>
       </w:r>
     </w:p>
@@ -302,11 +315,13 @@
             <w:r>
               <w:rPr>
                 <w:b/>
+                <w:color w:val="1F4E79"/>
               </w:rPr>
             </w:r>
             <w:r>
               <w:rPr>
                 <w:b/>
+                <w:color w:val="1F4E79"/>
               </w:rPr>
               <w:t>Versión</w:t>
             </w:r>
@@ -320,11 +335,13 @@
             <w:r>
               <w:rPr>
                 <w:b/>
+                <w:color w:val="1F4E79"/>
               </w:rPr>
             </w:r>
             <w:r>
               <w:rPr>
                 <w:b/>
+                <w:color w:val="1F4E79"/>
               </w:rPr>
               <w:t>Fecha</w:t>
             </w:r>
@@ -338,11 +355,13 @@
             <w:r>
               <w:rPr>
                 <w:b/>
+                <w:color w:val="1F4E79"/>
               </w:rPr>
             </w:r>
             <w:r>
               <w:rPr>
                 <w:b/>
+                <w:color w:val="1F4E79"/>
               </w:rPr>
               <w:t>Autor</w:t>
             </w:r>
@@ -356,11 +375,13 @@
             <w:r>
               <w:rPr>
                 <w:b/>
+                <w:color w:val="1F4E79"/>
               </w:rPr>
             </w:r>
             <w:r>
               <w:rPr>
                 <w:b/>
+                <w:color w:val="1F4E79"/>
               </w:rPr>
               <w:t>Descripción</w:t>
             </w:r>
@@ -419,8 +440,10 @@
       <w:pPr>
         <w:pStyle w:val="Heading2"/>
       </w:pPr>
-      <w:r/>
       <w:r>
+        <w:rPr>
+          <w:color w:val="1F4E79"/>
+        </w:rPr>
         <w:t>Contenido</w:t>
       </w:r>
     </w:p>
@@ -532,8 +555,10 @@
       <w:pPr>
         <w:pStyle w:val="Heading2"/>
       </w:pPr>
-      <w:r/>
       <w:r>
+        <w:rPr>
+          <w:color w:val="1F4E79"/>
+        </w:rPr>
         <w:t>1. Objetivo</w:t>
       </w:r>
     </w:p>
@@ -569,8 +594,10 @@
       <w:pPr>
         <w:pStyle w:val="Heading2"/>
       </w:pPr>
-      <w:r/>
       <w:r>
+        <w:rPr>
+          <w:color w:val="1F4E79"/>
+        </w:rPr>
         <w:t>2. Alcance</w:t>
       </w:r>
     </w:p>
@@ -708,8 +735,10 @@
       <w:pPr>
         <w:pStyle w:val="Heading2"/>
       </w:pPr>
-      <w:r/>
       <w:r>
+        <w:rPr>
+          <w:color w:val="1F4E79"/>
+        </w:rPr>
         <w:t>3. Definiciones y acrónimos</w:t>
       </w:r>
     </w:p>
@@ -732,11 +761,13 @@
             <w:r>
               <w:rPr>
                 <w:b/>
+                <w:color w:val="1F4E79"/>
               </w:rPr>
             </w:r>
             <w:r>
               <w:rPr>
                 <w:b/>
+                <w:color w:val="1F4E79"/>
               </w:rPr>
               <w:t>Término</w:t>
             </w:r>
@@ -750,11 +781,13 @@
             <w:r>
               <w:rPr>
                 <w:b/>
+                <w:color w:val="1F4E79"/>
               </w:rPr>
             </w:r>
             <w:r>
               <w:rPr>
                 <w:b/>
+                <w:color w:val="1F4E79"/>
               </w:rPr>
               <w:t>Definición</w:t>
             </w:r>
@@ -1103,8 +1136,10 @@
       <w:pPr>
         <w:pStyle w:val="Heading2"/>
       </w:pPr>
-      <w:r/>
       <w:r>
+        <w:rPr>
+          <w:color w:val="1F4E79"/>
+        </w:rPr>
         <w:t>4. Descripción general del producto</w:t>
       </w:r>
     </w:p>
@@ -1149,8 +1184,10 @@
       <w:pPr>
         <w:pStyle w:val="Heading3"/>
       </w:pPr>
-      <w:r/>
       <w:r>
+        <w:rPr>
+          <w:color w:val="1F4E79"/>
+        </w:rPr>
         <w:t>4.1 Características generales</w:t>
       </w:r>
     </w:p>
@@ -1198,8 +1235,10 @@
       <w:pPr>
         <w:pStyle w:val="Heading2"/>
       </w:pPr>
-      <w:r/>
       <w:r>
+        <w:rPr>
+          <w:color w:val="1F4E79"/>
+        </w:rPr>
         <w:t>5. Actores y roles del sistema</w:t>
       </w:r>
     </w:p>
@@ -1223,11 +1262,13 @@
             <w:r>
               <w:rPr>
                 <w:b/>
+                <w:color w:val="1F4E79"/>
               </w:rPr>
             </w:r>
             <w:r>
               <w:rPr>
                 <w:b/>
+                <w:color w:val="1F4E79"/>
               </w:rPr>
               <w:t>Rol</w:t>
             </w:r>
@@ -1241,11 +1282,13 @@
             <w:r>
               <w:rPr>
                 <w:b/>
+                <w:color w:val="1F4E79"/>
               </w:rPr>
             </w:r>
             <w:r>
               <w:rPr>
                 <w:b/>
+                <w:color w:val="1F4E79"/>
               </w:rPr>
               <w:t>Actor</w:t>
             </w:r>
@@ -1259,11 +1302,13 @@
             <w:r>
               <w:rPr>
                 <w:b/>
+                <w:color w:val="1F4E79"/>
               </w:rPr>
             </w:r>
             <w:r>
               <w:rPr>
                 <w:b/>
+                <w:color w:val="1F4E79"/>
               </w:rPr>
               <w:t>Descripción funcional</w:t>
             </w:r>
@@ -1483,8 +1528,11 @@
     </w:tbl>
     <w:p/>
     <w:p>
+      <w:pPr>
+        <w:ind w:left="360"/>
+      </w:pPr>
       <w:r>
-        <w:t xml:space="preserve">&gt; Nota: el sistema soporta </w:t>
+        <w:t xml:space="preserve">Nota: el sistema soporta </w:t>
       </w:r>
       <w:r>
         <w:rPr>
@@ -1500,8 +1548,10 @@
       <w:pPr>
         <w:pStyle w:val="Heading2"/>
       </w:pPr>
-      <w:r/>
       <w:r>
+        <w:rPr>
+          <w:color w:val="1F4E79"/>
+        </w:rPr>
         <w:t>6. Requerimientos funcionales</w:t>
       </w:r>
     </w:p>
@@ -1509,8 +1559,10 @@
       <w:pPr>
         <w:pStyle w:val="Heading3"/>
       </w:pPr>
-      <w:r/>
       <w:r>
+        <w:rPr>
+          <w:color w:val="1F4E79"/>
+        </w:rPr>
         <w:t>6.1 Autenticación y sesión</w:t>
       </w:r>
     </w:p>
@@ -1534,11 +1586,13 @@
             <w:r>
               <w:rPr>
                 <w:b/>
+                <w:color w:val="1F4E79"/>
               </w:rPr>
             </w:r>
             <w:r>
               <w:rPr>
                 <w:b/>
+                <w:color w:val="1F4E79"/>
               </w:rPr>
               <w:t>ID</w:t>
             </w:r>
@@ -1552,11 +1606,13 @@
             <w:r>
               <w:rPr>
                 <w:b/>
+                <w:color w:val="1F4E79"/>
               </w:rPr>
             </w:r>
             <w:r>
               <w:rPr>
                 <w:b/>
+                <w:color w:val="1F4E79"/>
               </w:rPr>
               <w:t>Requerimiento</w:t>
             </w:r>
@@ -1570,11 +1626,13 @@
             <w:r>
               <w:rPr>
                 <w:b/>
+                <w:color w:val="1F4E79"/>
               </w:rPr>
             </w:r>
             <w:r>
               <w:rPr>
                 <w:b/>
+                <w:color w:val="1F4E79"/>
               </w:rPr>
               <w:t>Prioridad</w:t>
             </w:r>
@@ -1797,8 +1855,10 @@
       <w:pPr>
         <w:pStyle w:val="Heading3"/>
       </w:pPr>
-      <w:r/>
       <w:r>
+        <w:rPr>
+          <w:color w:val="1F4E79"/>
+        </w:rPr>
         <w:t>6.2 Gestión de usuarios</w:t>
       </w:r>
     </w:p>
@@ -1822,11 +1882,13 @@
             <w:r>
               <w:rPr>
                 <w:b/>
+                <w:color w:val="1F4E79"/>
               </w:rPr>
             </w:r>
             <w:r>
               <w:rPr>
                 <w:b/>
+                <w:color w:val="1F4E79"/>
               </w:rPr>
               <w:t>ID</w:t>
             </w:r>
@@ -1840,11 +1902,13 @@
             <w:r>
               <w:rPr>
                 <w:b/>
+                <w:color w:val="1F4E79"/>
               </w:rPr>
             </w:r>
             <w:r>
               <w:rPr>
                 <w:b/>
+                <w:color w:val="1F4E79"/>
               </w:rPr>
               <w:t>Requerimiento</w:t>
             </w:r>
@@ -1858,11 +1922,13 @@
             <w:r>
               <w:rPr>
                 <w:b/>
+                <w:color w:val="1F4E79"/>
               </w:rPr>
             </w:r>
             <w:r>
               <w:rPr>
                 <w:b/>
+                <w:color w:val="1F4E79"/>
               </w:rPr>
               <w:t>Prioridad</w:t>
             </w:r>
@@ -2085,8 +2151,10 @@
       <w:pPr>
         <w:pStyle w:val="Heading3"/>
       </w:pPr>
-      <w:r/>
       <w:r>
+        <w:rPr>
+          <w:color w:val="1F4E79"/>
+        </w:rPr>
         <w:t>6.3 Gestión de empleados</w:t>
       </w:r>
     </w:p>
@@ -2110,11 +2178,13 @@
             <w:r>
               <w:rPr>
                 <w:b/>
+                <w:color w:val="1F4E79"/>
               </w:rPr>
             </w:r>
             <w:r>
               <w:rPr>
                 <w:b/>
+                <w:color w:val="1F4E79"/>
               </w:rPr>
               <w:t>ID</w:t>
             </w:r>
@@ -2128,11 +2198,13 @@
             <w:r>
               <w:rPr>
                 <w:b/>
+                <w:color w:val="1F4E79"/>
               </w:rPr>
             </w:r>
             <w:r>
               <w:rPr>
                 <w:b/>
+                <w:color w:val="1F4E79"/>
               </w:rPr>
               <w:t>Requerimiento</w:t>
             </w:r>
@@ -2146,11 +2218,13 @@
             <w:r>
               <w:rPr>
                 <w:b/>
+                <w:color w:val="1F4E79"/>
               </w:rPr>
             </w:r>
             <w:r>
               <w:rPr>
                 <w:b/>
+                <w:color w:val="1F4E79"/>
               </w:rPr>
               <w:t>Prioridad</w:t>
             </w:r>
@@ -2316,7 +2390,7 @@
           <w:p>
             <w:r/>
             <w:r>
-              <w:t>El sistema debe permitir anonimizar y eliminar de forma permanente a un empleado.</w:t>
+              <w:t>El sistema debe permitir anonimizar al empleado dado de baja, sobrescribiendo de forma física sus datos personales (correo, nombre y teléfono) para evitar su identificación y recuperación, así como darlo de baja.</w:t>
             </w:r>
           </w:p>
         </w:tc>
@@ -2373,8 +2447,10 @@
       <w:pPr>
         <w:pStyle w:val="Heading3"/>
       </w:pPr>
-      <w:r/>
       <w:r>
+        <w:rPr>
+          <w:color w:val="1F4E79"/>
+        </w:rPr>
         <w:t>6.4 Gestión de visitantes</w:t>
       </w:r>
     </w:p>
@@ -2398,11 +2474,13 @@
             <w:r>
               <w:rPr>
                 <w:b/>
+                <w:color w:val="1F4E79"/>
               </w:rPr>
             </w:r>
             <w:r>
               <w:rPr>
                 <w:b/>
+                <w:color w:val="1F4E79"/>
               </w:rPr>
               <w:t>ID</w:t>
             </w:r>
@@ -2416,11 +2494,13 @@
             <w:r>
               <w:rPr>
                 <w:b/>
+                <w:color w:val="1F4E79"/>
               </w:rPr>
             </w:r>
             <w:r>
               <w:rPr>
                 <w:b/>
+                <w:color w:val="1F4E79"/>
               </w:rPr>
               <w:t>Requerimiento</w:t>
             </w:r>
@@ -2434,11 +2514,13 @@
             <w:r>
               <w:rPr>
                 <w:b/>
+                <w:color w:val="1F4E79"/>
               </w:rPr>
             </w:r>
             <w:r>
               <w:rPr>
                 <w:b/>
+                <w:color w:val="1F4E79"/>
               </w:rPr>
               <w:t>Prioridad</w:t>
             </w:r>
@@ -2674,7 +2756,7 @@
           <w:p>
             <w:r/>
             <w:r>
-              <w:t>El sistema debe permitir anonimizar y eliminar permanentemente a un visitante.</w:t>
+              <w:t>El sistema debe permitir cambiar el estado y eliminar permanentemente a un visitante cuando la operación autorizada lo requiera.</w:t>
             </w:r>
           </w:p>
         </w:tc>
@@ -2696,8 +2778,10 @@
       <w:pPr>
         <w:pStyle w:val="Heading3"/>
       </w:pPr>
-      <w:r/>
       <w:r>
+        <w:rPr>
+          <w:color w:val="1F4E79"/>
+        </w:rPr>
         <w:t>6.5 Registro de visitas / citas</w:t>
       </w:r>
     </w:p>
@@ -2721,11 +2805,13 @@
             <w:r>
               <w:rPr>
                 <w:b/>
+                <w:color w:val="1F4E79"/>
               </w:rPr>
             </w:r>
             <w:r>
               <w:rPr>
                 <w:b/>
+                <w:color w:val="1F4E79"/>
               </w:rPr>
               <w:t>ID</w:t>
             </w:r>
@@ -2739,11 +2825,13 @@
             <w:r>
               <w:rPr>
                 <w:b/>
+                <w:color w:val="1F4E79"/>
               </w:rPr>
             </w:r>
             <w:r>
               <w:rPr>
                 <w:b/>
+                <w:color w:val="1F4E79"/>
               </w:rPr>
               <w:t>Requerimiento</w:t>
             </w:r>
@@ -2757,11 +2845,13 @@
             <w:r>
               <w:rPr>
                 <w:b/>
+                <w:color w:val="1F4E79"/>
               </w:rPr>
             </w:r>
             <w:r>
               <w:rPr>
                 <w:b/>
+                <w:color w:val="1F4E79"/>
               </w:rPr>
               <w:t>Prioridad</w:t>
             </w:r>
@@ -3019,8 +3109,10 @@
       <w:pPr>
         <w:pStyle w:val="Heading3"/>
       </w:pPr>
-      <w:r/>
       <w:r>
+        <w:rPr>
+          <w:color w:val="1F4E79"/>
+        </w:rPr>
         <w:t>6.6 Control de acceso y eventos</w:t>
       </w:r>
     </w:p>
@@ -3044,11 +3136,13 @@
             <w:r>
               <w:rPr>
                 <w:b/>
+                <w:color w:val="1F4E79"/>
               </w:rPr>
             </w:r>
             <w:r>
               <w:rPr>
                 <w:b/>
+                <w:color w:val="1F4E79"/>
               </w:rPr>
               <w:t>ID</w:t>
             </w:r>
@@ -3062,11 +3156,13 @@
             <w:r>
               <w:rPr>
                 <w:b/>
+                <w:color w:val="1F4E79"/>
               </w:rPr>
             </w:r>
             <w:r>
               <w:rPr>
                 <w:b/>
+                <w:color w:val="1F4E79"/>
               </w:rPr>
               <w:t>Requerimiento</w:t>
             </w:r>
@@ -3080,11 +3176,13 @@
             <w:r>
               <w:rPr>
                 <w:b/>
+                <w:color w:val="1F4E79"/>
               </w:rPr>
             </w:r>
             <w:r>
               <w:rPr>
                 <w:b/>
+                <w:color w:val="1F4E79"/>
               </w:rPr>
               <w:t>Prioridad</w:t>
             </w:r>
@@ -3307,8 +3405,10 @@
       <w:pPr>
         <w:pStyle w:val="Heading3"/>
       </w:pPr>
-      <w:r/>
       <w:r>
+        <w:rPr>
+          <w:color w:val="1F4E79"/>
+        </w:rPr>
         <w:t>6.7 Catálogos base</w:t>
       </w:r>
     </w:p>
@@ -3332,11 +3432,13 @@
             <w:r>
               <w:rPr>
                 <w:b/>
+                <w:color w:val="1F4E79"/>
               </w:rPr>
             </w:r>
             <w:r>
               <w:rPr>
                 <w:b/>
+                <w:color w:val="1F4E79"/>
               </w:rPr>
               <w:t>ID</w:t>
             </w:r>
@@ -3350,11 +3452,13 @@
             <w:r>
               <w:rPr>
                 <w:b/>
+                <w:color w:val="1F4E79"/>
               </w:rPr>
             </w:r>
             <w:r>
               <w:rPr>
                 <w:b/>
+                <w:color w:val="1F4E79"/>
               </w:rPr>
               <w:t>Requerimiento</w:t>
             </w:r>
@@ -3368,11 +3472,13 @@
             <w:r>
               <w:rPr>
                 <w:b/>
+                <w:color w:val="1F4E79"/>
               </w:rPr>
             </w:r>
             <w:r>
               <w:rPr>
                 <w:b/>
+                <w:color w:val="1F4E79"/>
               </w:rPr>
               <w:t>Prioridad</w:t>
             </w:r>
@@ -3455,8 +3561,10 @@
       <w:pPr>
         <w:pStyle w:val="Heading3"/>
       </w:pPr>
-      <w:r/>
       <w:r>
+        <w:rPr>
+          <w:color w:val="1F4E79"/>
+        </w:rPr>
         <w:t>6.8 Documentos</w:t>
       </w:r>
     </w:p>
@@ -3480,11 +3588,13 @@
             <w:r>
               <w:rPr>
                 <w:b/>
+                <w:color w:val="1F4E79"/>
               </w:rPr>
             </w:r>
             <w:r>
               <w:rPr>
                 <w:b/>
+                <w:color w:val="1F4E79"/>
               </w:rPr>
               <w:t>ID</w:t>
             </w:r>
@@ -3498,11 +3608,13 @@
             <w:r>
               <w:rPr>
                 <w:b/>
+                <w:color w:val="1F4E79"/>
               </w:rPr>
             </w:r>
             <w:r>
               <w:rPr>
                 <w:b/>
+                <w:color w:val="1F4E79"/>
               </w:rPr>
               <w:t>Requerimiento</w:t>
             </w:r>
@@ -3516,11 +3628,13 @@
             <w:r>
               <w:rPr>
                 <w:b/>
+                <w:color w:val="1F4E79"/>
               </w:rPr>
             </w:r>
             <w:r>
               <w:rPr>
                 <w:b/>
+                <w:color w:val="1F4E79"/>
               </w:rPr>
               <w:t>Prioridad</w:t>
             </w:r>
@@ -3603,8 +3717,10 @@
       <w:pPr>
         <w:pStyle w:val="Heading3"/>
       </w:pPr>
-      <w:r/>
       <w:r>
+        <w:rPr>
+          <w:color w:val="1F4E79"/>
+        </w:rPr>
         <w:t>6.9 Reportes</w:t>
       </w:r>
     </w:p>
@@ -3628,11 +3744,13 @@
             <w:r>
               <w:rPr>
                 <w:b/>
+                <w:color w:val="1F4E79"/>
               </w:rPr>
             </w:r>
             <w:r>
               <w:rPr>
                 <w:b/>
+                <w:color w:val="1F4E79"/>
               </w:rPr>
               <w:t>ID</w:t>
             </w:r>
@@ -3646,11 +3764,13 @@
             <w:r>
               <w:rPr>
                 <w:b/>
+                <w:color w:val="1F4E79"/>
               </w:rPr>
             </w:r>
             <w:r>
               <w:rPr>
                 <w:b/>
+                <w:color w:val="1F4E79"/>
               </w:rPr>
               <w:t>Requerimiento</w:t>
             </w:r>
@@ -3664,11 +3784,13 @@
             <w:r>
               <w:rPr>
                 <w:b/>
+                <w:color w:val="1F4E79"/>
               </w:rPr>
             </w:r>
             <w:r>
               <w:rPr>
                 <w:b/>
+                <w:color w:val="1F4E79"/>
               </w:rPr>
               <w:t>Prioridad</w:t>
             </w:r>
@@ -3821,8 +3943,10 @@
       <w:pPr>
         <w:pStyle w:val="Heading3"/>
       </w:pPr>
-      <w:r/>
       <w:r>
+        <w:rPr>
+          <w:color w:val="1F4E79"/>
+        </w:rPr>
         <w:t>6.10 Configuración</w:t>
       </w:r>
     </w:p>
@@ -3846,11 +3970,13 @@
             <w:r>
               <w:rPr>
                 <w:b/>
+                <w:color w:val="1F4E79"/>
               </w:rPr>
             </w:r>
             <w:r>
               <w:rPr>
                 <w:b/>
+                <w:color w:val="1F4E79"/>
               </w:rPr>
               <w:t>ID</w:t>
             </w:r>
@@ -3864,11 +3990,13 @@
             <w:r>
               <w:rPr>
                 <w:b/>
+                <w:color w:val="1F4E79"/>
               </w:rPr>
             </w:r>
             <w:r>
               <w:rPr>
                 <w:b/>
+                <w:color w:val="1F4E79"/>
               </w:rPr>
               <w:t>Requerimiento</w:t>
             </w:r>
@@ -3882,11 +4010,13 @@
             <w:r>
               <w:rPr>
                 <w:b/>
+                <w:color w:val="1F4E79"/>
               </w:rPr>
             </w:r>
             <w:r>
               <w:rPr>
                 <w:b/>
+                <w:color w:val="1F4E79"/>
               </w:rPr>
               <w:t>Prioridad</w:t>
             </w:r>
@@ -4039,8 +4169,10 @@
       <w:pPr>
         <w:pStyle w:val="Heading2"/>
       </w:pPr>
-      <w:r/>
       <w:r>
+        <w:rPr>
+          <w:color w:val="1F4E79"/>
+        </w:rPr>
         <w:t>7. Requerimientos no funcionales</w:t>
       </w:r>
     </w:p>
@@ -4064,11 +4196,13 @@
             <w:r>
               <w:rPr>
                 <w:b/>
+                <w:color w:val="1F4E79"/>
               </w:rPr>
             </w:r>
             <w:r>
               <w:rPr>
                 <w:b/>
+                <w:color w:val="1F4E79"/>
               </w:rPr>
               <w:t>ID</w:t>
             </w:r>
@@ -4082,11 +4216,13 @@
             <w:r>
               <w:rPr>
                 <w:b/>
+                <w:color w:val="1F4E79"/>
               </w:rPr>
             </w:r>
             <w:r>
               <w:rPr>
                 <w:b/>
+                <w:color w:val="1F4E79"/>
               </w:rPr>
               <w:t>Categoría</w:t>
             </w:r>
@@ -4100,11 +4236,13 @@
             <w:r>
               <w:rPr>
                 <w:b/>
+                <w:color w:val="1F4E79"/>
               </w:rPr>
             </w:r>
             <w:r>
               <w:rPr>
                 <w:b/>
+                <w:color w:val="1F4E79"/>
               </w:rPr>
               <w:t>Requerimiento</w:t>
             </w:r>
@@ -4467,14 +4605,43 @@
       <w:pPr>
         <w:pStyle w:val="Heading2"/>
       </w:pPr>
-      <w:r/>
       <w:r>
+        <w:rPr>
+          <w:color w:val="1F4E79"/>
+        </w:rPr>
         <w:t>8. Requerimientos de seguridad</w:t>
       </w:r>
     </w:p>
     <w:p>
       <w:r>
-        <w:t>Los siguientes requerimientos alinean el producto base con las políticas internas de seguridad de la información:</w:t>
+        <w:t>Los siguientes requerimientos alinean el producto base con las políticas internas de seguridad de la información (</w:t>
+      </w:r>
+      <w:r>
+        <w:rPr>
+          <w:b/>
+        </w:rPr>
+        <w:t>PSI.01</w:t>
+      </w:r>
+      <w:r>
+        <w:t xml:space="preserve">, </w:t>
+      </w:r>
+      <w:r>
+        <w:rPr>
+          <w:b/>
+        </w:rPr>
+        <w:t>PSI.05</w:t>
+      </w:r>
+      <w:r>
+        <w:t xml:space="preserve"> —incluido su apartado de enmascaramiento de datos— y </w:t>
+      </w:r>
+      <w:r>
+        <w:rPr>
+          <w:b/>
+        </w:rPr>
+        <w:t>PSI.12</w:t>
+      </w:r>
+      <w:r>
+        <w:t>):</w:t>
       </w:r>
     </w:p>
     <w:tbl>
@@ -4497,11 +4664,13 @@
             <w:r>
               <w:rPr>
                 <w:b/>
+                <w:color w:val="1F4E79"/>
               </w:rPr>
             </w:r>
             <w:r>
               <w:rPr>
                 <w:b/>
+                <w:color w:val="1F4E79"/>
               </w:rPr>
               <w:t>ID</w:t>
             </w:r>
@@ -4515,11 +4684,13 @@
             <w:r>
               <w:rPr>
                 <w:b/>
+                <w:color w:val="1F4E79"/>
               </w:rPr>
             </w:r>
             <w:r>
               <w:rPr>
                 <w:b/>
+                <w:color w:val="1F4E79"/>
               </w:rPr>
               <w:t>Requerimiento</w:t>
             </w:r>
@@ -4533,11 +4704,13 @@
             <w:r>
               <w:rPr>
                 <w:b/>
+                <w:color w:val="1F4E79"/>
               </w:rPr>
             </w:r>
             <w:r>
               <w:rPr>
                 <w:b/>
+                <w:color w:val="1F4E79"/>
               </w:rPr>
               <w:t>Referencia</w:t>
             </w:r>
@@ -4563,7 +4736,7 @@
           <w:p>
             <w:r/>
             <w:r>
-              <w:t>El acceso a funciones y datos debe restringirse por rol, permiso y necesidad operativa (mínimo privilegio).</w:t>
+              <w:t>El acceso a funciones y datos debe restringirse por rol, permiso y necesidad operativa (mínimo privilegio, necesidad de saber y de usar).</w:t>
             </w:r>
           </w:p>
         </w:tc>
@@ -4598,18 +4771,18 @@
           <w:p>
             <w:r/>
             <w:r>
-              <w:t>Las contraseñas de usuarios deben almacenarse mediante hash y nunca mostrarse ni registrarse en claro.</w:t>
-            </w:r>
-          </w:p>
-        </w:tc>
-        <w:tc>
-          <w:tcPr>
-            <w:tcW w:type="dxa" w:w="2880"/>
-          </w:tcPr>
-          <w:p>
-            <w:r/>
-            <w:r>
-              <w:t>PSI.05 / Control 8.11</w:t>
+              <w:t>Las contraseñas de usuarios deben almacenarse de forma cifrada (hash) y nunca mostrarse ni registrarse en claro.</w:t>
+            </w:r>
+          </w:p>
+        </w:tc>
+        <w:tc>
+          <w:tcPr>
+            <w:tcW w:type="dxa" w:w="2880"/>
+          </w:tcPr>
+          <w:p>
+            <w:r/>
+            <w:r>
+              <w:t>PSI.05</w:t>
             </w:r>
           </w:p>
         </w:tc>
@@ -4679,7 +4852,7 @@
           <w:p>
             <w:r/>
             <w:r>
-              <w:t>Control 8.11 Enmascaramiento</w:t>
+              <w:t>PSI.05 (Enmascaramiento)</w:t>
             </w:r>
           </w:p>
         </w:tc>
@@ -4703,7 +4876,7 @@
           <w:p>
             <w:r/>
             <w:r>
-              <w:t>El sistema debe validar entradas en frontend y backend, y manejar errores sin exponer información técnica sensible.</w:t>
+              <w:t>El sistema debe validar entradas en frontend y backend (sintáctica y semántica) y manejar errores sin exponer información técnica sensible.</w:t>
             </w:r>
           </w:p>
         </w:tc>
@@ -4773,18 +4946,18 @@
           <w:p>
             <w:r/>
             <w:r>
-              <w:t>El sistema debe permitir anonimización de personas dadas de baja conforme a la política de protección de datos.</w:t>
-            </w:r>
-          </w:p>
-        </w:tc>
-        <w:tc>
-          <w:tcPr>
-            <w:tcW w:type="dxa" w:w="2880"/>
-          </w:tcPr>
-          <w:p>
-            <w:r/>
-            <w:r>
-              <w:t>Control 8.11</w:t>
+              <w:t>El sistema debe permitir la anonimización física (no lógica) de los datos de empleados dados de baja (correo, nombre y teléfono).</w:t>
+            </w:r>
+          </w:p>
+        </w:tc>
+        <w:tc>
+          <w:tcPr>
+            <w:tcW w:type="dxa" w:w="2880"/>
+          </w:tcPr>
+          <w:p>
+            <w:r/>
+            <w:r>
+              <w:t>PSI.05 (Enmascaramiento)</w:t>
             </w:r>
           </w:p>
         </w:tc>
@@ -4819,7 +4992,112 @@
           <w:p>
             <w:r/>
             <w:r>
-              <w:t>Control 8.11 / PSI.12</w:t>
+              <w:t>PSI.05 / PSI.12</w:t>
+            </w:r>
+          </w:p>
+        </w:tc>
+      </w:tr>
+      <w:tr>
+        <w:tc>
+          <w:tcPr>
+            <w:tcW w:type="dxa" w:w="2880"/>
+          </w:tcPr>
+          <w:p>
+            <w:r/>
+            <w:r>
+              <w:t>RNF-S09</w:t>
+            </w:r>
+          </w:p>
+        </w:tc>
+        <w:tc>
+          <w:tcPr>
+            <w:tcW w:type="dxa" w:w="2880"/>
+          </w:tcPr>
+          <w:p>
+            <w:r/>
+            <w:r>
+              <w:t>Cada usuario debe identificarse con un identificador único (correo) y credenciales propias; el sistema debe rechazar identificadores duplicados.</w:t>
+            </w:r>
+          </w:p>
+        </w:tc>
+        <w:tc>
+          <w:tcPr>
+            <w:tcW w:type="dxa" w:w="2880"/>
+          </w:tcPr>
+          <w:p>
+            <w:r/>
+            <w:r>
+              <w:t>PSI.05</w:t>
+            </w:r>
+          </w:p>
+        </w:tc>
+      </w:tr>
+      <w:tr>
+        <w:tc>
+          <w:tcPr>
+            <w:tcW w:type="dxa" w:w="2880"/>
+          </w:tcPr>
+          <w:p>
+            <w:r/>
+            <w:r>
+              <w:t>RNF-S10</w:t>
+            </w:r>
+          </w:p>
+        </w:tc>
+        <w:tc>
+          <w:tcPr>
+            <w:tcW w:type="dxa" w:w="2880"/>
+          </w:tcPr>
+          <w:p>
+            <w:r/>
+            <w:r>
+              <w:t>El sistema debe soportar autenticación robusta y considerar el doble factor (MFA) cuando la tecnología lo permita.</w:t>
+            </w:r>
+          </w:p>
+        </w:tc>
+        <w:tc>
+          <w:tcPr>
+            <w:tcW w:type="dxa" w:w="2880"/>
+          </w:tcPr>
+          <w:p>
+            <w:r/>
+            <w:r>
+              <w:t>PSI.05</w:t>
+            </w:r>
+          </w:p>
+        </w:tc>
+      </w:tr>
+      <w:tr>
+        <w:tc>
+          <w:tcPr>
+            <w:tcW w:type="dxa" w:w="2880"/>
+          </w:tcPr>
+          <w:p>
+            <w:r/>
+            <w:r>
+              <w:t>RNF-S11</w:t>
+            </w:r>
+          </w:p>
+        </w:tc>
+        <w:tc>
+          <w:tcPr>
+            <w:tcW w:type="dxa" w:w="2880"/>
+          </w:tcPr>
+          <w:p>
+            <w:r/>
+            <w:r>
+              <w:t>El proyecto debe instalarse, desplegarse y respaldarse conforme a los requisitos de seguridad de proyectos.</w:t>
+            </w:r>
+          </w:p>
+        </w:tc>
+        <w:tc>
+          <w:tcPr>
+            <w:tcW w:type="dxa" w:w="2880"/>
+          </w:tcPr>
+          <w:p>
+            <w:r/>
+            <w:r>
+              <w:t>PSI.01 / PSI.09</w:t>
             </w:r>
           </w:p>
         </w:tc>
@@ -4830,8 +5108,10 @@
       <w:pPr>
         <w:pStyle w:val="Heading2"/>
       </w:pPr>
-      <w:r/>
       <w:r>
+        <w:rPr>
+          <w:color w:val="1F4E79"/>
+        </w:rPr>
         <w:t>9. Restricciones técnicas</w:t>
       </w:r>
     </w:p>
@@ -4871,8 +5151,10 @@
       <w:pPr>
         <w:pStyle w:val="Heading2"/>
       </w:pPr>
-      <w:r/>
       <w:r>
+        <w:rPr>
+          <w:color w:val="1F4E79"/>
+        </w:rPr>
         <w:t>10. Supuestos y dependencias</w:t>
       </w:r>
     </w:p>
@@ -4904,8 +5186,10 @@
       <w:pPr>
         <w:pStyle w:val="Heading2"/>
       </w:pPr>
-      <w:r/>
       <w:r>
+        <w:rPr>
+          <w:color w:val="1F4E79"/>
+        </w:rPr>
         <w:t>11. Extensibilidad y módulos opcionales</w:t>
       </w:r>
     </w:p>
@@ -4971,16 +5255,21 @@
       </w:r>
     </w:p>
     <w:p>
+      <w:pPr>
+        <w:ind w:left="360"/>
+      </w:pPr>
       <w:r>
-        <w:t>&gt; Este documento no enumera ni describe módulos opcionales específicos por diseño. Para el detalle de cada módulo, consúltese su documento correspondiente.</w:t>
+        <w:t>Este documento no enumera ni describe módulos opcionales específicos por diseño. Para el detalle de cada módulo, consúltese su documento correspondiente.</w:t>
       </w:r>
     </w:p>
     <w:p>
       <w:pPr>
         <w:pStyle w:val="Heading2"/>
       </w:pPr>
-      <w:r/>
       <w:r>
+        <w:rPr>
+          <w:color w:val="1F4E79"/>
+        </w:rPr>
         <w:t>12. Matriz de trazabilidad</w:t>
       </w:r>
     </w:p>
@@ -5004,11 +5293,13 @@
             <w:r>
               <w:rPr>
                 <w:b/>
+                <w:color w:val="1F4E79"/>
               </w:rPr>
             </w:r>
             <w:r>
               <w:rPr>
                 <w:b/>
+                <w:color w:val="1F4E79"/>
               </w:rPr>
               <w:t>Grupo funcional</w:t>
             </w:r>
@@ -5022,11 +5313,13 @@
             <w:r>
               <w:rPr>
                 <w:b/>
+                <w:color w:val="1F4E79"/>
               </w:rPr>
             </w:r>
             <w:r>
               <w:rPr>
                 <w:b/>
+                <w:color w:val="1F4E79"/>
               </w:rPr>
               <w:t>Requerimientos</w:t>
             </w:r>
@@ -5040,11 +5333,13 @@
             <w:r>
               <w:rPr>
                 <w:b/>
+                <w:color w:val="1F4E79"/>
               </w:rPr>
             </w:r>
             <w:r>
               <w:rPr>
                 <w:b/>
+                <w:color w:val="1F4E79"/>
               </w:rPr>
               <w:t>Verificación esperada</w:t>
             </w:r>
@@ -5420,18 +5715,18 @@
           <w:p>
             <w:r/>
             <w:r>
-              <w:t>RNF-S01 a RNF-S08</w:t>
-            </w:r>
-          </w:p>
-        </w:tc>
-        <w:tc>
-          <w:tcPr>
-            <w:tcW w:type="dxa" w:w="2880"/>
-          </w:tcPr>
-          <w:p>
-            <w:r/>
-            <w:r>
-              <w:t>Revisión de controles y evidencia ISO.</w:t>
+              <w:t>RNF-S01 a RNF-S11</w:t>
+            </w:r>
+          </w:p>
+        </w:tc>
+        <w:tc>
+          <w:tcPr>
+            <w:tcW w:type="dxa" w:w="2880"/>
+          </w:tcPr>
+          <w:p>
+            <w:r/>
+            <w:r>
+              <w:t>Revisión de controles y evidencia ISO (PSI.01, PSI.05, PSI.12).</w:t>
             </w:r>
           </w:p>
         </w:tc>
@@ -5442,8 +5737,10 @@
       <w:pPr>
         <w:pStyle w:val="Heading2"/>
       </w:pPr>
-      <w:r/>
       <w:r>
+        <w:rPr>
+          <w:color w:val="1F4E79"/>
+        </w:rPr>
         <w:t>13. Control documental</w:t>
       </w:r>
     </w:p>
@@ -5470,11 +5767,13 @@
             <w:r>
               <w:rPr>
                 <w:b/>
+                <w:color w:val="1F4E79"/>
               </w:rPr>
             </w:r>
             <w:r>
               <w:rPr>
                 <w:b/>
+                <w:color w:val="1F4E79"/>
               </w:rPr>
               <w:t>Documento</w:t>
             </w:r>
@@ -5488,11 +5787,13 @@
             <w:r>
               <w:rPr>
                 <w:b/>
+                <w:color w:val="1F4E79"/>
               </w:rPr>
             </w:r>
             <w:r>
               <w:rPr>
                 <w:b/>
+                <w:color w:val="1F4E79"/>
               </w:rPr>
               <w:t>Código</w:t>
             </w:r>
@@ -5506,11 +5807,13 @@
             <w:r>
               <w:rPr>
                 <w:b/>
+                <w:color w:val="1F4E79"/>
               </w:rPr>
             </w:r>
             <w:r>
               <w:rPr>
                 <w:b/>
+                <w:color w:val="1F4E79"/>
               </w:rPr>
               <w:t>Versión</w:t>
             </w:r>
@@ -5524,11 +5827,13 @@
             <w:r>
               <w:rPr>
                 <w:b/>
+                <w:color w:val="1F4E79"/>
               </w:rPr>
             </w:r>
             <w:r>
               <w:rPr>
                 <w:b/>
+                <w:color w:val="1F4E79"/>
               </w:rPr>
               <w:t>Fecha</w:t>
             </w:r>
@@ -5542,11 +5847,13 @@
             <w:r>
               <w:rPr>
                 <w:b/>
+                <w:color w:val="1F4E79"/>
               </w:rPr>
             </w:r>
             <w:r>
               <w:rPr>
                 <w:b/>
+                <w:color w:val="1F4E79"/>
               </w:rPr>
               <w:t>Responsable</w:t>
             </w:r>
@@ -5560,11 +5867,13 @@
             <w:r>
               <w:rPr>
                 <w:b/>
+                <w:color w:val="1F4E79"/>
               </w:rPr>
             </w:r>
             <w:r>
               <w:rPr>
                 <w:b/>
+                <w:color w:val="1F4E79"/>
               </w:rPr>
               <w:t>Estado</w:t>
             </w:r>
